--- a/Managed-SOC-Proposal.docx
+++ b/Managed-SOC-Proposal.docx
@@ -306,7 +306,7 @@
         <w:pStyle w:val="Heading3"/>
       </w:pPr>
       <w:r>
-        <w:t xml:space="preserve">1. Security Monitoring</w:t>
+        <w:t xml:space="preserve">Security Monitoring</w:t>
       </w:r>
     </w:p>
     <w:p>
@@ -404,7 +404,7 @@
         <w:pStyle w:val="Heading3"/>
       </w:pPr>
       <w:r>
-        <w:t xml:space="preserve">2. Alert Triage and Investigation</w:t>
+        <w:t xml:space="preserve">Alert Triage and Investigation</w:t>
       </w:r>
     </w:p>
     <w:p>
@@ -482,7 +482,7 @@
         <w:pStyle w:val="Heading3"/>
       </w:pPr>
       <w:r>
-        <w:t xml:space="preserve">3. Incident Escalation and Response Coordination</w:t>
+        <w:t xml:space="preserve">Incident Escalation and Response Coordination</w:t>
       </w:r>
     </w:p>
     <w:p>
@@ -568,7 +568,7 @@
         <w:pStyle w:val="Heading3"/>
       </w:pPr>
       <w:r>
-        <w:t xml:space="preserve">4. Threat Detection Improvement</w:t>
+        <w:t xml:space="preserve">Threat Detection Improvement</w:t>
       </w:r>
     </w:p>
     <w:p>
@@ -634,7 +634,7 @@
         <w:pStyle w:val="Heading3"/>
       </w:pPr>
       <w:r>
-        <w:t xml:space="preserve">5. Reporting and Service Governance</w:t>
+        <w:t xml:space="preserve">Reporting and Service Governance</w:t>
       </w:r>
     </w:p>
     <w:p>
